--- a/블로그글작성/판례/폐기물_대법원_시리즈/판례_대법원2007다55477_폐기물처리비용.docx
+++ b/블로그글작성/판례/폐기물_대법원_시리즈/판례_대법원2007다55477_폐기물처리비용.docx
@@ -222,7 +222,7 @@
           <w:rFonts w:ascii="맑은 고딕" w:hAnsi="맑은 고딕" w:eastAsia="맑은 고딕" w:cs="맑은 고딕"/>
           <w:color w:val="000000"/>
         </w:rPr>
-        <w:t>2. 판시사항</w:t>
+        <w:t>2. 쟁점</w:t>
       </w:r>
     </w:p>
     <w:p>
@@ -260,7 +260,59 @@
           <w:rFonts w:ascii="맑은 고딕" w:hAnsi="맑은 고딕" w:eastAsia="맑은 고딕" w:cs="맑은 고딕"/>
           <w:color w:val="000000"/>
         </w:rPr>
-        <w:t>3. 판결요지</w:t>
+        <w:t>3. 판단</w:t>
+      </w:r>
+    </w:p>
+    <w:p>
+      <w:r>
+        <w:rPr>
+          <w:rFonts w:ascii="맑은 고딕" w:hAnsi="맑은 고딕" w:eastAsia="맑은 고딕" w:cs="맑은 고딕"/>
+          <w:color w:val="000000"/>
+        </w:rPr>
+        <w:t>원심의 판단은 수긍할 수 있고, 거기에 상고이유에서 주장하는 바와 같은 사무관리자의 비용상환청구권에 대한 법리오해 또는 심리미진 등 위법이 없다.</w:t>
+      </w:r>
+      <w:r>
+        <w:rPr>
+          <w:rFonts w:ascii="맑은 고딕" w:hAnsi="맑은 고딕" w:eastAsia="맑은 고딕" w:cs="맑은 고딕"/>
+          <w:color w:val="000000"/>
+        </w:rPr>
+        <w:br/>
+      </w:r>
+      <w:r>
+        <w:rPr>
+          <w:rFonts w:ascii="맑은 고딕" w:hAnsi="맑은 고딕" w:eastAsia="맑은 고딕" w:cs="맑은 고딕"/>
+          <w:color w:val="000000"/>
+        </w:rPr>
+        <w:t>상고이유 가운데 피고의 비용상환의무가 현존이익에 한하여야 한다는 주장은 원심이 인정한 사실관계와 다른 사실관계를 전제로 한 것으로서 적법한 상고이유가 될 수 없다.</w:t>
+      </w:r>
+      <w:r>
+        <w:rPr>
+          <w:rFonts w:ascii="맑은 고딕" w:hAnsi="맑은 고딕" w:eastAsia="맑은 고딕" w:cs="맑은 고딕"/>
+          <w:color w:val="000000"/>
+        </w:rPr>
+        <w:br/>
+      </w:r>
+      <w:r>
+        <w:rPr>
+          <w:rFonts w:ascii="맑은 고딕" w:hAnsi="맑은 고딕" w:eastAsia="맑은 고딕" w:cs="맑은 고딕"/>
+          <w:color w:val="000000"/>
+        </w:rPr>
+        <w:t>3.</w:t>
+      </w:r>
+    </w:p>
+    <w:p/>
+    <w:p/>
+    <w:p>
+      <w:pPr>
+        <w:pStyle w:val="2"/>
+        <w:spacing w:before="80"/>
+      </w:pPr>
+      <w:r>
+        <w:rPr>
+          <w:rFonts w:ascii="맑은 고딕" w:hAnsi="맑은 고딕" w:eastAsia="맑은 고딕" w:cs="맑은 고딕"/>
+          <w:color w:val="000000"/>
+        </w:rPr>
+        <w:t>4. 판결요지</w:t>
       </w:r>
     </w:p>
     <w:p>
@@ -298,7 +350,7 @@
           <w:rFonts w:ascii="맑은 고딕" w:hAnsi="맑은 고딕" w:eastAsia="맑은 고딕" w:cs="맑은 고딕"/>
           <w:color w:val="000000"/>
         </w:rPr>
-        <w:t>4. 참조 조문</w:t>
+        <w:t>5. 참조 조문</w:t>
       </w:r>
     </w:p>
     <w:p>
@@ -320,7 +372,7 @@
           <w:rFonts w:ascii="맑은 고딕" w:hAnsi="맑은 고딕" w:eastAsia="맑은 고딕" w:cs="맑은 고딕"/>
           <w:color w:val="000000"/>
         </w:rPr>
-        <w:t>※ 본 정리는 국가법령정보센터 판례를 정리한 참고자료이며, 구체적 사안은 판결 원문과 전문가 검토가 필요합니다.</w:t>
+        <w:t>※ 본 정리는 국가법령정보센터 판례를 요약·정리한 참고자료이며, 구체적 사안은 판결 원문과 전문가 검토가 필요합니다.</w:t>
       </w:r>
     </w:p>
     <w:p>
@@ -333,7 +385,7 @@
           <w:color w:val="000000"/>
           <w:sz w:val="18"/>
         </w:rPr>
-        <w:t>태그  #폐기물판례 #대법원판례 #2007다55477 #인허가서대리</w:t>
+        <w:t>태그  #폐기물판례 #민사판례 #대법원판례 #2010년판례 #2007다55477 #환경법 #환경인허가 #인허가서대리 #서대리</w:t>
       </w:r>
     </w:p>
     <w:p>
